--- a/test.docx
+++ b/test.docx
@@ -145,7 +145,7 @@
                 <v:stroke joinstyle="miter"/>
                 <v:path gradientshapeok="t" o:connecttype="rect"/>
               </v:shapetype>
-              <v:shape id="Text Box 2" o:spid="_x0000_s1026" type="#_x0000_t202" style="position:absolute;margin-left:400pt;margin-top:521.75pt;width:451.2pt;height:158.4pt;z-index:251669504;visibility:visible;mso-wrap-style:square;mso-width-percent:0;mso-height-percent:0;mso-wrap-distance-left:9pt;mso-wrap-distance-top:3.6pt;mso-wrap-distance-right:9pt;mso-wrap-distance-bottom:3.6pt;mso-position-horizontal:right;mso-position-horizontal-relative:margin;mso-position-vertical:absolute;mso-position-vertical-relative:text;mso-width-percent:0;mso-height-percent:0;mso-width-relative:margin;mso-height-relative:margin;v-text-anchor:top" o:gfxdata="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" filled="f" stroked="f">
+              <v:shape id="Text Box 2" o:spid="_x0000_s1026" type="#_x0000_t202" style="position:absolute;margin-left:400pt;margin-top:521.75pt;width:451.2pt;height:158.4pt;z-index:251669504;visibility:visible;mso-wrap-style:square;mso-width-percent:0;mso-height-percent:0;mso-wrap-distance-left:9pt;mso-wrap-distance-top:3.6pt;mso-wrap-distance-right:9pt;mso-wrap-distance-bottom:3.6pt;mso-position-horizontal:right;mso-position-horizontal-relative:margin;mso-position-vertical:absolute;mso-position-vertical-relative:text;mso-width-percent:0;mso-height-percent:0;mso-width-relative:margin;mso-height-relative:margin;v-text-anchor:top" o:gfxdata="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" filled="f" stroked="f">
                 <v:textbox>
                   <w:txbxContent>
                     <w:p>
@@ -333,7 +333,7 @@
           </mc:Choice>
           <mc:Fallback>
             <w:pict>
-              <v:shape w14:anchorId="3D9B0DAF" id="_x0000_s1027" type="#_x0000_t202" style="position:absolute;margin-left:-4.8pt;margin-top:254.35pt;width:450pt;height:158.4pt;z-index:251667456;visibility:visible;mso-wrap-style:square;mso-width-percent:0;mso-height-percent:0;mso-wrap-distance-left:9pt;mso-wrap-distance-top:3.6pt;mso-wrap-distance-right:9pt;mso-wrap-distance-bottom:3.6pt;mso-position-horizontal:absolute;mso-position-horizontal-relative:margin;mso-position-vertical:absolute;mso-position-vertical-relative:text;mso-width-percent:0;mso-height-percent:0;mso-width-relative:margin;mso-height-relative:margin;v-text-anchor:top" o:gfxdata="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" filled="f" stroked="f">
+              <v:shape w14:anchorId="3D9B0DAF" id="_x0000_s1027" type="#_x0000_t202" style="position:absolute;margin-left:-4.8pt;margin-top:254.35pt;width:450pt;height:158.4pt;z-index:251667456;visibility:visible;mso-wrap-style:square;mso-width-percent:0;mso-height-percent:0;mso-wrap-distance-left:9pt;mso-wrap-distance-top:3.6pt;mso-wrap-distance-right:9pt;mso-wrap-distance-bottom:3.6pt;mso-position-horizontal:absolute;mso-position-horizontal-relative:margin;mso-position-vertical:absolute;mso-position-vertical-relative:text;mso-width-percent:0;mso-height-percent:0;mso-width-relative:margin;mso-height-relative:margin;v-text-anchor:top" o:gfxdata="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" filled="f" stroked="f">
                 <v:textbox>
                   <w:txbxContent>
                     <w:p>
@@ -531,7 +531,7 @@
           </mc:Choice>
           <mc:Fallback>
             <w:pict>
-              <v:shape w14:anchorId="49856774" id="_x0000_s1028" type="#_x0000_t202" style="position:absolute;margin-left:0;margin-top:28.75pt;width:450pt;height:158.4pt;z-index:251665408;visibility:visible;mso-wrap-style:square;mso-width-percent:0;mso-height-percent:0;mso-wrap-distance-left:9pt;mso-wrap-distance-top:3.6pt;mso-wrap-distance-right:9pt;mso-wrap-distance-bottom:3.6pt;mso-position-horizontal:absolute;mso-position-horizontal-relative:margin;mso-position-vertical:absolute;mso-position-vertical-relative:text;mso-width-percent:0;mso-height-percent:0;mso-width-relative:margin;mso-height-relative:margin;v-text-anchor:top" o:gfxdata="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" filled="f" stroked="f">
+              <v:shape w14:anchorId="49856774" id="_x0000_s1028" type="#_x0000_t202" style="position:absolute;margin-left:0;margin-top:28.75pt;width:450pt;height:158.4pt;z-index:251665408;visibility:visible;mso-wrap-style:square;mso-width-percent:0;mso-height-percent:0;mso-wrap-distance-left:9pt;mso-wrap-distance-top:3.6pt;mso-wrap-distance-right:9pt;mso-wrap-distance-bottom:3.6pt;mso-position-horizontal:absolute;mso-position-horizontal-relative:margin;mso-position-vertical:absolute;mso-position-vertical-relative:text;mso-width-percent:0;mso-height-percent:0;mso-width-relative:margin;mso-height-relative:margin;v-text-anchor:top" o:gfxdata="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" filled="f" stroked="f">
                 <v:textbox>
                   <w:txbxContent>
                     <w:p>
@@ -751,7 +751,7 @@
           </mc:Choice>
           <mc:Fallback>
             <w:pict>
-              <v:shape w14:anchorId="4E4ADEC1" id="_x0000_s1029" type="#_x0000_t202" style="position:absolute;margin-left:0;margin-top:.2pt;width:450pt;height:158.4pt;z-index:251671552;visibility:visible;mso-wrap-style:square;mso-width-percent:0;mso-height-percent:0;mso-wrap-distance-left:9pt;mso-wrap-distance-top:3.6pt;mso-wrap-distance-right:9pt;mso-wrap-distance-bottom:3.6pt;mso-position-horizontal:left;mso-position-horizontal-relative:margin;mso-position-vertical:absolute;mso-position-vertical-relative:text;mso-width-percent:0;mso-height-percent:0;mso-width-relative:margin;mso-height-relative:margin;v-text-anchor:top" o:gfxdata="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" filled="f" stroked="f">
+              <v:shape w14:anchorId="4E4ADEC1" id="_x0000_s1029" type="#_x0000_t202" style="position:absolute;margin-left:0;margin-top:.2pt;width:450pt;height:158.4pt;z-index:251671552;visibility:visible;mso-wrap-style:square;mso-width-percent:0;mso-height-percent:0;mso-wrap-distance-left:9pt;mso-wrap-distance-top:3.6pt;mso-wrap-distance-right:9pt;mso-wrap-distance-bottom:3.6pt;mso-position-horizontal:left;mso-position-horizontal-relative:margin;mso-position-vertical:absolute;mso-position-vertical-relative:text;mso-width-percent:0;mso-height-percent:0;mso-width-relative:margin;mso-height-relative:margin;v-text-anchor:top" o:gfxdata="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" filled="f" stroked="f">
                 <v:textbox>
                   <w:txbxContent>
                     <w:p>
@@ -902,7 +902,6 @@
                           </w:p>
                           <w:p>
                             <w:pPr>
-                              <w:ind w:left="720"/>
                               <w:jc w:val="center"/>
                               <w:rPr>
                                 <w:rFonts w:ascii="Nirmala UI" w:hAnsi="Nirmala UI" w:cs="Nirmala UI"/>
@@ -910,6 +909,7 @@
                                 <w:bCs/>
                                 <w:sz w:val="96"/>
                                 <w:szCs w:val="96"/>
+                                <w:lang w:bidi="ta-IN"/>
                               </w:rPr>
                             </w:pPr>
                             <w:r>
@@ -922,7 +922,7 @@
                                 <w:cs/>
                                 <w:lang w:bidi="ta-IN"/>
                               </w:rPr>
-                              <w:t>பூங்கர்</w:t>
+                              <w:t>பூங்கார்</w:t>
                             </w:r>
                           </w:p>
                           <w:p>
@@ -954,7 +954,7 @@
           </mc:Choice>
           <mc:Fallback>
             <w:pict>
-              <v:shape w14:anchorId="04B00113" id="_x0000_s1030" type="#_x0000_t202" style="position:absolute;margin-left:398.8pt;margin-top:361.2pt;width:450pt;height:158.4pt;z-index:251673600;visibility:visible;mso-wrap-style:square;mso-width-percent:0;mso-height-percent:0;mso-wrap-distance-left:9pt;mso-wrap-distance-top:3.6pt;mso-wrap-distance-right:9pt;mso-wrap-distance-bottom:3.6pt;mso-position-horizontal:right;mso-position-horizontal-relative:margin;mso-position-vertical:absolute;mso-position-vertical-relative:text;mso-width-percent:0;mso-height-percent:0;mso-width-relative:margin;mso-height-relative:margin;v-text-anchor:top" o:gfxdata="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" filled="f" stroked="f">
+              <v:shape w14:anchorId="04B00113" id="_x0000_s1030" type="#_x0000_t202" style="position:absolute;margin-left:398.8pt;margin-top:361.2pt;width:450pt;height:158.4pt;z-index:251673600;visibility:visible;mso-wrap-style:square;mso-width-percent:0;mso-height-percent:0;mso-wrap-distance-left:9pt;mso-wrap-distance-top:3.6pt;mso-wrap-distance-right:9pt;mso-wrap-distance-bottom:3.6pt;mso-position-horizontal:right;mso-position-horizontal-relative:margin;mso-position-vertical:absolute;mso-position-vertical-relative:text;mso-width-percent:0;mso-height-percent:0;mso-width-relative:margin;mso-height-relative:margin;v-text-anchor:top" o:gfxdata="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" filled="f" stroked="f">
                 <v:textbox>
                   <w:txbxContent>
                     <w:p>
@@ -981,7 +981,6 @@
                     </w:p>
                     <w:p>
                       <w:pPr>
-                        <w:ind w:left="720"/>
                         <w:jc w:val="center"/>
                         <w:rPr>
                           <w:rFonts w:ascii="Nirmala UI" w:hAnsi="Nirmala UI" w:cs="Nirmala UI"/>
@@ -989,6 +988,7 @@
                           <w:bCs/>
                           <w:sz w:val="96"/>
                           <w:szCs w:val="96"/>
+                          <w:lang w:bidi="ta-IN"/>
                         </w:rPr>
                       </w:pPr>
                       <w:r>
@@ -1001,7 +1001,7 @@
                           <w:cs/>
                           <w:lang w:bidi="ta-IN"/>
                         </w:rPr>
-                        <w:t>பூங்கர்</w:t>
+                        <w:t>பூங்கார்</w:t>
                       </w:r>
                     </w:p>
                     <w:p>
@@ -1155,7 +1155,7 @@
           </mc:Choice>
           <mc:Fallback>
             <w:pict>
-              <v:shape w14:anchorId="5F045FCD" id="_x0000_s1031" type="#_x0000_t202" style="position:absolute;margin-left:398.8pt;margin-top:90.95pt;width:450pt;height:158.4pt;z-index:251675648;visibility:visible;mso-wrap-style:square;mso-width-percent:0;mso-height-percent:0;mso-wrap-distance-left:9pt;mso-wrap-distance-top:3.6pt;mso-wrap-distance-right:9pt;mso-wrap-distance-bottom:3.6pt;mso-position-horizontal:right;mso-position-horizontal-relative:margin;mso-position-vertical:absolute;mso-position-vertical-relative:text;mso-width-percent:0;mso-height-percent:0;mso-width-relative:margin;mso-height-relative:margin;v-text-anchor:top" o:gfxdata="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" filled="f" stroked="f">
+              <v:shape w14:anchorId="5F045FCD" id="_x0000_s1031" type="#_x0000_t202" style="position:absolute;margin-left:398.8pt;margin-top:90.95pt;width:450pt;height:158.4pt;z-index:251675648;visibility:visible;mso-wrap-style:square;mso-width-percent:0;mso-height-percent:0;mso-wrap-distance-left:9pt;mso-wrap-distance-top:3.6pt;mso-wrap-distance-right:9pt;mso-wrap-distance-bottom:3.6pt;mso-position-horizontal:right;mso-position-horizontal-relative:margin;mso-position-vertical:absolute;mso-position-vertical-relative:text;mso-width-percent:0;mso-height-percent:0;mso-width-relative:margin;mso-height-relative:margin;v-text-anchor:top" o:gfxdata="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" filled="f" stroked="f">
                 <v:textbox>
                   <w:txbxContent>
                     <w:p>
@@ -1365,7 +1365,7 @@
           </mc:Choice>
           <mc:Fallback>
             <w:pict>
-              <v:shape w14:anchorId="2C6F065E" id="_x0000_s1032" type="#_x0000_t202" style="position:absolute;margin-left:398.8pt;margin-top:0;width:450pt;height:158.4pt;z-index:251677696;visibility:visible;mso-wrap-style:square;mso-width-percent:0;mso-height-percent:0;mso-wrap-distance-left:9pt;mso-wrap-distance-top:3.6pt;mso-wrap-distance-right:9pt;mso-wrap-distance-bottom:3.6pt;mso-position-horizontal:right;mso-position-horizontal-relative:margin;mso-position-vertical:absolute;mso-position-vertical-relative:text;mso-width-percent:0;mso-height-percent:0;mso-width-relative:margin;mso-height-relative:margin;v-text-anchor:top" o:gfxdata="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" filled="f" stroked="f">
+              <v:shape w14:anchorId="2C6F065E" id="_x0000_s1032" type="#_x0000_t202" style="position:absolute;margin-left:398.8pt;margin-top:0;width:450pt;height:158.4pt;z-index:251677696;visibility:visible;mso-wrap-style:square;mso-width-percent:0;mso-height-percent:0;mso-wrap-distance-left:9pt;mso-wrap-distance-top:3.6pt;mso-wrap-distance-right:9pt;mso-wrap-distance-bottom:3.6pt;mso-position-horizontal:right;mso-position-horizontal-relative:margin;mso-position-vertical:absolute;mso-position-vertical-relative:text;mso-width-percent:0;mso-height-percent:0;mso-width-relative:margin;mso-height-relative:margin;v-text-anchor:top" o:gfxdata="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" filled="f" stroked="f">
                 <v:textbox>
                   <w:txbxContent>
                     <w:p>
@@ -1555,7 +1555,7 @@
           </mc:Choice>
           <mc:Fallback>
             <w:pict>
-              <v:shape w14:anchorId="7CB6C1EB" id="_x0000_s1033" type="#_x0000_t202" style="position:absolute;margin-left:398.8pt;margin-top:92.15pt;width:450pt;height:158.4pt;z-index:251679744;visibility:visible;mso-wrap-style:square;mso-width-percent:0;mso-height-percent:0;mso-wrap-distance-left:9pt;mso-wrap-distance-top:3.6pt;mso-wrap-distance-right:9pt;mso-wrap-distance-bottom:3.6pt;mso-position-horizontal:right;mso-position-horizontal-relative:margin;mso-position-vertical:absolute;mso-position-vertical-relative:text;mso-width-percent:0;mso-height-percent:0;mso-width-relative:margin;mso-height-relative:margin;v-text-anchor:top" o:gfxdata="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" filled="f" stroked="f">
+              <v:shape w14:anchorId="7CB6C1EB" id="_x0000_s1033" type="#_x0000_t202" style="position:absolute;margin-left:398.8pt;margin-top:92.15pt;width:450pt;height:158.4pt;z-index:251679744;visibility:visible;mso-wrap-style:square;mso-width-percent:0;mso-height-percent:0;mso-wrap-distance-left:9pt;mso-wrap-distance-top:3.6pt;mso-wrap-distance-right:9pt;mso-wrap-distance-bottom:3.6pt;mso-position-horizontal:right;mso-position-horizontal-relative:margin;mso-position-vertical:absolute;mso-position-vertical-relative:text;mso-width-percent:0;mso-height-percent:0;mso-width-relative:margin;mso-height-relative:margin;v-text-anchor:top" o:gfxdata="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" filled="f" stroked="f">
                 <v:textbox>
                   <w:txbxContent>
                     <w:p>
@@ -1730,7 +1730,7 @@
           </mc:Choice>
           <mc:Fallback>
             <w:pict>
-              <v:shape w14:anchorId="7A766733" id="_x0000_s1034" type="#_x0000_t202" style="position:absolute;margin-left:0;margin-top:524pt;width:450pt;height:158.4pt;z-index:251681792;visibility:visible;mso-wrap-style:square;mso-width-percent:0;mso-height-percent:0;mso-wrap-distance-left:9pt;mso-wrap-distance-top:3.6pt;mso-wrap-distance-right:9pt;mso-wrap-distance-bottom:3.6pt;mso-position-horizontal:left;mso-position-horizontal-relative:margin;mso-position-vertical:absolute;mso-position-vertical-relative:text;mso-width-percent:0;mso-height-percent:0;mso-width-relative:margin;mso-height-relative:margin;v-text-anchor:top" o:gfxdata="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" filled="f" stroked="f">
+              <v:shape w14:anchorId="7A766733" id="_x0000_s1034" type="#_x0000_t202" style="position:absolute;margin-left:0;margin-top:524pt;width:450pt;height:158.4pt;z-index:251681792;visibility:visible;mso-wrap-style:square;mso-width-percent:0;mso-height-percent:0;mso-wrap-distance-left:9pt;mso-wrap-distance-top:3.6pt;mso-wrap-distance-right:9pt;mso-wrap-distance-bottom:3.6pt;mso-position-horizontal:left;mso-position-horizontal-relative:margin;mso-position-vertical:absolute;mso-position-vertical-relative:text;mso-width-percent:0;mso-height-percent:0;mso-width-relative:margin;mso-height-relative:margin;v-text-anchor:top" o:gfxdata="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" filled="f" stroked="f">
                 <v:textbox>
                   <w:txbxContent>
                     <w:p>
@@ -1914,7 +1914,7 @@
           </mc:Choice>
           <mc:Fallback>
             <w:pict>
-              <v:shape w14:anchorId="2F5F43CA" id="_x0000_s1035" type="#_x0000_t202" style="position:absolute;margin-left:0;margin-top:0;width:450pt;height:158.4pt;z-index:251683840;visibility:visible;mso-wrap-style:square;mso-width-percent:0;mso-height-percent:0;mso-wrap-distance-left:9pt;mso-wrap-distance-top:3.6pt;mso-wrap-distance-right:9pt;mso-wrap-distance-bottom:3.6pt;mso-position-horizontal:left;mso-position-horizontal-relative:margin;mso-position-vertical:absolute;mso-position-vertical-relative:text;mso-width-percent:0;mso-height-percent:0;mso-width-relative:margin;mso-height-relative:margin;v-text-anchor:top" o:gfxdata="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" filled="f" stroked="f">
+              <v:shape w14:anchorId="2F5F43CA" id="_x0000_s1035" type="#_x0000_t202" style="position:absolute;margin-left:0;margin-top:0;width:450pt;height:158.4pt;z-index:251683840;visibility:visible;mso-wrap-style:square;mso-width-percent:0;mso-height-percent:0;mso-wrap-distance-left:9pt;mso-wrap-distance-top:3.6pt;mso-wrap-distance-right:9pt;mso-wrap-distance-bottom:3.6pt;mso-position-horizontal:left;mso-position-horizontal-relative:margin;mso-position-vertical:absolute;mso-position-vertical-relative:text;mso-width-percent:0;mso-height-percent:0;mso-width-relative:margin;mso-height-relative:margin;v-text-anchor:top" o:gfxdata="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" filled="f" stroked="f">
                 <v:textbox>
                   <w:txbxContent>
                     <w:p>
@@ -2091,7 +2091,7 @@
           </mc:Choice>
           <mc:Fallback>
             <w:pict>
-              <v:shape w14:anchorId="58F2B212" id="_x0000_s1036" type="#_x0000_t202" style="position:absolute;margin-left:0;margin-top:92.15pt;width:450pt;height:158.4pt;z-index:251685888;visibility:visible;mso-wrap-style:square;mso-width-percent:0;mso-height-percent:0;mso-wrap-distance-left:9pt;mso-wrap-distance-top:3.6pt;mso-wrap-distance-right:9pt;mso-wrap-distance-bottom:3.6pt;mso-position-horizontal:left;mso-position-horizontal-relative:margin;mso-position-vertical:absolute;mso-position-vertical-relative:text;mso-width-percent:0;mso-height-percent:0;mso-width-relative:margin;mso-height-relative:margin;v-text-anchor:top" o:gfxdata="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" filled="f" stroked="f">
+              <v:shape w14:anchorId="58F2B212" id="_x0000_s1036" type="#_x0000_t202" style="position:absolute;margin-left:0;margin-top:92.15pt;width:450pt;height:158.4pt;z-index:251685888;visibility:visible;mso-wrap-style:square;mso-width-percent:0;mso-height-percent:0;mso-wrap-distance-left:9pt;mso-wrap-distance-top:3.6pt;mso-wrap-distance-right:9pt;mso-wrap-distance-bottom:3.6pt;mso-position-horizontal:left;mso-position-horizontal-relative:margin;mso-position-vertical:absolute;mso-position-vertical-relative:text;mso-width-percent:0;mso-height-percent:0;mso-width-relative:margin;mso-height-relative:margin;v-text-anchor:top" o:gfxdata="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" filled="f" stroked="f">
                 <v:textbox>
                   <w:txbxContent>
                     <w:p>
@@ -2266,7 +2266,7 @@
           </mc:Choice>
           <mc:Fallback>
             <w:pict>
-              <v:shape w14:anchorId="63B9DE01" id="_x0000_s1037" type="#_x0000_t202" style="position:absolute;margin-left:398.8pt;margin-top:521.75pt;width:450pt;height:158.4pt;z-index:251687936;visibility:visible;mso-wrap-style:square;mso-width-percent:0;mso-height-percent:0;mso-wrap-distance-left:9pt;mso-wrap-distance-top:3.6pt;mso-wrap-distance-right:9pt;mso-wrap-distance-bottom:3.6pt;mso-position-horizontal:right;mso-position-horizontal-relative:margin;mso-position-vertical:absolute;mso-position-vertical-relative:text;mso-width-percent:0;mso-height-percent:0;mso-width-relative:margin;mso-height-relative:margin;v-text-anchor:top" o:gfxdata="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" filled="f" stroked="f">
+              <v:shape w14:anchorId="63B9DE01" id="_x0000_s1037" type="#_x0000_t202" style="position:absolute;margin-left:398.8pt;margin-top:521.75pt;width:450pt;height:158.4pt;z-index:251687936;visibility:visible;mso-wrap-style:square;mso-width-percent:0;mso-height-percent:0;mso-wrap-distance-left:9pt;mso-wrap-distance-top:3.6pt;mso-wrap-distance-right:9pt;mso-wrap-distance-bottom:3.6pt;mso-position-horizontal:right;mso-position-horizontal-relative:margin;mso-position-vertical:absolute;mso-position-vertical-relative:text;mso-width-percent:0;mso-height-percent:0;mso-width-relative:margin;mso-height-relative:margin;v-text-anchor:top" o:gfxdata="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" filled="f" stroked="f">
                 <v:textbox>
                   <w:txbxContent>
                     <w:p>
@@ -2450,7 +2450,7 @@
           </mc:Choice>
           <mc:Fallback>
             <w:pict>
-              <v:shape w14:anchorId="38250224" id="_x0000_s1038" type="#_x0000_t202" style="position:absolute;margin-left:0;margin-top:0;width:450pt;height:158.4pt;z-index:251694080;visibility:visible;mso-wrap-style:square;mso-width-percent:0;mso-height-percent:0;mso-wrap-distance-left:9pt;mso-wrap-distance-top:3.6pt;mso-wrap-distance-right:9pt;mso-wrap-distance-bottom:3.6pt;mso-position-horizontal:left;mso-position-horizontal-relative:margin;mso-position-vertical:absolute;mso-position-vertical-relative:text;mso-width-percent:0;mso-height-percent:0;mso-width-relative:margin;mso-height-relative:margin;v-text-anchor:top" o:gfxdata="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" filled="f" stroked="f">
+              <v:shape w14:anchorId="38250224" id="_x0000_s1038" type="#_x0000_t202" style="position:absolute;margin-left:0;margin-top:0;width:450pt;height:158.4pt;z-index:251694080;visibility:visible;mso-wrap-style:square;mso-width-percent:0;mso-height-percent:0;mso-wrap-distance-left:9pt;mso-wrap-distance-top:3.6pt;mso-wrap-distance-right:9pt;mso-wrap-distance-bottom:3.6pt;mso-position-horizontal:left;mso-position-horizontal-relative:margin;mso-position-vertical:absolute;mso-position-vertical-relative:text;mso-width-percent:0;mso-height-percent:0;mso-width-relative:margin;mso-height-relative:margin;v-text-anchor:top" o:gfxdata="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" filled="f" stroked="f">
                 <v:textbox>
                   <w:txbxContent>
                     <w:p>
@@ -2627,7 +2627,7 @@
           </mc:Choice>
           <mc:Fallback>
             <w:pict>
-              <v:shape w14:anchorId="19F03DBB" id="_x0000_s1039" type="#_x0000_t202" style="position:absolute;margin-left:0;margin-top:92.15pt;width:450pt;height:158.4pt;z-index:251689984;visibility:visible;mso-wrap-style:square;mso-width-percent:0;mso-height-percent:0;mso-wrap-distance-left:9pt;mso-wrap-distance-top:3.6pt;mso-wrap-distance-right:9pt;mso-wrap-distance-bottom:3.6pt;mso-position-horizontal:left;mso-position-horizontal-relative:margin;mso-position-vertical:absolute;mso-position-vertical-relative:text;mso-width-percent:0;mso-height-percent:0;mso-width-relative:margin;mso-height-relative:margin;v-text-anchor:top" o:gfxdata="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" filled="f" stroked="f">
+              <v:shape w14:anchorId="19F03DBB" id="_x0000_s1039" type="#_x0000_t202" style="position:absolute;margin-left:0;margin-top:92.15pt;width:450pt;height:158.4pt;z-index:251689984;visibility:visible;mso-wrap-style:square;mso-width-percent:0;mso-height-percent:0;mso-wrap-distance-left:9pt;mso-wrap-distance-top:3.6pt;mso-wrap-distance-right:9pt;mso-wrap-distance-bottom:3.6pt;mso-position-horizontal:left;mso-position-horizontal-relative:margin;mso-position-vertical:absolute;mso-position-vertical-relative:text;mso-width-percent:0;mso-height-percent:0;mso-width-relative:margin;mso-height-relative:margin;v-text-anchor:top" o:gfxdata="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" filled="f" stroked="f">
                 <v:textbox>
                   <w:txbxContent>
                     <w:p>
@@ -2802,7 +2802,7 @@
           </mc:Choice>
           <mc:Fallback>
             <w:pict>
-              <v:shape w14:anchorId="77493128" id="_x0000_s1040" type="#_x0000_t202" style="position:absolute;margin-left:0;margin-top:335.15pt;width:450pt;height:158.4pt;z-index:251692032;visibility:visible;mso-wrap-style:square;mso-width-percent:0;mso-height-percent:0;mso-wrap-distance-left:9pt;mso-wrap-distance-top:3.6pt;mso-wrap-distance-right:9pt;mso-wrap-distance-bottom:3.6pt;mso-position-horizontal:left;mso-position-horizontal-relative:margin;mso-position-vertical:absolute;mso-position-vertical-relative:text;mso-width-percent:0;mso-height-percent:0;mso-width-relative:margin;mso-height-relative:margin;v-text-anchor:top" o:gfxdata="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" filled="f" stroked="f">
+              <v:shape w14:anchorId="77493128" id="_x0000_s1040" type="#_x0000_t202" style="position:absolute;margin-left:0;margin-top:335.15pt;width:450pt;height:158.4pt;z-index:251692032;visibility:visible;mso-wrap-style:square;mso-width-percent:0;mso-height-percent:0;mso-wrap-distance-left:9pt;mso-wrap-distance-top:3.6pt;mso-wrap-distance-right:9pt;mso-wrap-distance-bottom:3.6pt;mso-position-horizontal:left;mso-position-horizontal-relative:margin;mso-position-vertical:absolute;mso-position-vertical-relative:text;mso-width-percent:0;mso-height-percent:0;mso-width-relative:margin;mso-height-relative:margin;v-text-anchor:top" o:gfxdata="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" filled="f" stroked="f">
                 <v:textbox>
                   <w:txbxContent>
                     <w:p>
@@ -2986,7 +2986,7 @@
           </mc:Choice>
           <mc:Fallback>
             <w:pict>
-              <v:shape w14:anchorId="32DFB29B" id="_x0000_s1041" type="#_x0000_t202" style="position:absolute;margin-left:0;margin-top:.2pt;width:450pt;height:158.4pt;z-index:251696128;visibility:visible;mso-wrap-style:square;mso-width-percent:0;mso-height-percent:0;mso-wrap-distance-left:9pt;mso-wrap-distance-top:3.6pt;mso-wrap-distance-right:9pt;mso-wrap-distance-bottom:3.6pt;mso-position-horizontal:left;mso-position-horizontal-relative:margin;mso-position-vertical:absolute;mso-position-vertical-relative:text;mso-width-percent:0;mso-height-percent:0;mso-width-relative:margin;mso-height-relative:margin;v-text-anchor:top" o:gfxdata="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" filled="f" stroked="f">
+              <v:shape w14:anchorId="32DFB29B" id="_x0000_s1041" type="#_x0000_t202" style="position:absolute;margin-left:0;margin-top:.2pt;width:450pt;height:158.4pt;z-index:251696128;visibility:visible;mso-wrap-style:square;mso-width-percent:0;mso-height-percent:0;mso-wrap-distance-left:9pt;mso-wrap-distance-top:3.6pt;mso-wrap-distance-right:9pt;mso-wrap-distance-bottom:3.6pt;mso-position-horizontal:left;mso-position-horizontal-relative:margin;mso-position-vertical:absolute;mso-position-vertical-relative:text;mso-width-percent:0;mso-height-percent:0;mso-width-relative:margin;mso-height-relative:margin;v-text-anchor:top" o:gfxdata="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" filled="f" stroked="f">
                 <v:textbox>
                   <w:txbxContent>
                     <w:p>
@@ -3178,7 +3178,7 @@
           </mc:Choice>
           <mc:Fallback>
             <w:pict>
-              <v:shape w14:anchorId="03DE79BB" id="_x0000_s1042" type="#_x0000_t202" style="position:absolute;margin-left:6pt;margin-top:316.95pt;width:450pt;height:200.4pt;z-index:251700224;visibility:visible;mso-wrap-style:square;mso-width-percent:0;mso-height-percent:0;mso-wrap-distance-left:9pt;mso-wrap-distance-top:3.6pt;mso-wrap-distance-right:9pt;mso-wrap-distance-bottom:3.6pt;mso-position-horizontal:absolute;mso-position-horizontal-relative:margin;mso-position-vertical:absolute;mso-position-vertical-relative:text;mso-width-percent:0;mso-height-percent:0;mso-width-relative:margin;mso-height-relative:margin;v-text-anchor:top" o:gfxdata="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" filled="f" stroked="f">
+              <v:shape w14:anchorId="03DE79BB" id="_x0000_s1042" type="#_x0000_t202" style="position:absolute;margin-left:6pt;margin-top:316.95pt;width:450pt;height:200.4pt;z-index:251700224;visibility:visible;mso-wrap-style:square;mso-width-percent:0;mso-height-percent:0;mso-wrap-distance-left:9pt;mso-wrap-distance-top:3.6pt;mso-wrap-distance-right:9pt;mso-wrap-distance-bottom:3.6pt;mso-position-horizontal:absolute;mso-position-horizontal-relative:margin;mso-position-vertical:absolute;mso-position-vertical-relative:text;mso-width-percent:0;mso-height-percent:0;mso-width-relative:margin;mso-height-relative:margin;v-text-anchor:top" o:gfxdata="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" filled="f" stroked="f">
                 <v:textbox>
                   <w:txbxContent>
                     <w:p>
@@ -3389,7 +3389,7 @@
           </mc:Choice>
           <mc:Fallback>
             <w:pict>
-              <v:shape w14:anchorId="6906BDA3" id="_x0000_s1043" type="#_x0000_t202" style="position:absolute;margin-left:398.8pt;margin-top:90.95pt;width:450pt;height:158.4pt;z-index:251698176;visibility:visible;mso-wrap-style:square;mso-width-percent:0;mso-height-percent:0;mso-wrap-distance-left:9pt;mso-wrap-distance-top:3.6pt;mso-wrap-distance-right:9pt;mso-wrap-distance-bottom:3.6pt;mso-position-horizontal:right;mso-position-horizontal-relative:margin;mso-position-vertical:absolute;mso-position-vertical-relative:text;mso-width-percent:0;mso-height-percent:0;mso-width-relative:margin;mso-height-relative:margin;v-text-anchor:top" o:gfxdata="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" filled="f" stroked="f">
+              <v:shape w14:anchorId="6906BDA3" id="_x0000_s1043" type="#_x0000_t202" style="position:absolute;margin-left:398.8pt;margin-top:90.95pt;width:450pt;height:158.4pt;z-index:251698176;visibility:visible;mso-wrap-style:square;mso-width-percent:0;mso-height-percent:0;mso-wrap-distance-left:9pt;mso-wrap-distance-top:3.6pt;mso-wrap-distance-right:9pt;mso-wrap-distance-bottom:3.6pt;mso-position-horizontal:right;mso-position-horizontal-relative:margin;mso-position-vertical:absolute;mso-position-vertical-relative:text;mso-width-percent:0;mso-height-percent:0;mso-width-relative:margin;mso-height-relative:margin;v-text-anchor:top" o:gfxdata="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" filled="f" stroked="f">
                 <v:textbox>
                   <w:txbxContent>
                     <w:p>
@@ -3594,7 +3594,7 @@
           </mc:Choice>
           <mc:Fallback>
             <w:pict>
-              <v:shape w14:anchorId="6FE958E9" id="_x0000_s1044" type="#_x0000_t202" style="position:absolute;margin-left:0;margin-top:.6pt;width:450pt;height:158.4pt;z-index:251702272;visibility:visible;mso-wrap-style:square;mso-width-percent:0;mso-height-percent:0;mso-wrap-distance-left:9pt;mso-wrap-distance-top:3.6pt;mso-wrap-distance-right:9pt;mso-wrap-distance-bottom:3.6pt;mso-position-horizontal:left;mso-position-horizontal-relative:margin;mso-position-vertical:absolute;mso-position-vertical-relative:text;mso-width-percent:0;mso-height-percent:0;mso-width-relative:margin;mso-height-relative:margin;v-text-anchor:top" o:gfxdata="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" filled="f" stroked="f">
+              <v:shape w14:anchorId="6FE958E9" id="_x0000_s1044" type="#_x0000_t202" style="position:absolute;margin-left:0;margin-top:.6pt;width:450pt;height:158.4pt;z-index:251702272;visibility:visible;mso-wrap-style:square;mso-width-percent:0;mso-height-percent:0;mso-wrap-distance-left:9pt;mso-wrap-distance-top:3.6pt;mso-wrap-distance-right:9pt;mso-wrap-distance-bottom:3.6pt;mso-position-horizontal:left;mso-position-horizontal-relative:margin;mso-position-vertical:absolute;mso-position-vertical-relative:text;mso-width-percent:0;mso-height-percent:0;mso-width-relative:margin;mso-height-relative:margin;v-text-anchor:top" o:gfxdata="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" filled="f" stroked="f">
                 <v:textbox>
                   <w:txbxContent>
                     <w:p>
@@ -3752,7 +3752,19 @@
                                 <w:cs/>
                                 <w:lang w:bidi="ta-IN"/>
                               </w:rPr>
-                              <w:t>பொட்டு கடலாய்</w:t>
+                              <w:t xml:space="preserve">பொட்டு </w:t>
+                            </w:r>
+                            <w:r>
+                              <w:rPr>
+                                <w:rFonts w:ascii="Nirmala UI" w:hAnsi="Nirmala UI" w:cs="Nirmala UI" w:hint="cs"/>
+                                <w:b/>
+                                <w:bCs/>
+                                <w:sz w:val="80"/>
+                                <w:szCs w:val="80"/>
+                                <w:cs/>
+                                <w:lang w:bidi="ta-IN"/>
+                              </w:rPr>
+                              <w:t>கடலை</w:t>
                             </w:r>
                           </w:p>
                           <w:p>
@@ -3784,7 +3796,7 @@
           </mc:Choice>
           <mc:Fallback>
             <w:pict>
-              <v:shape w14:anchorId="69C9D5C5" id="_x0000_s1045" type="#_x0000_t202" style="position:absolute;margin-left:0;margin-top:94.55pt;width:450pt;height:152.4pt;z-index:251704320;visibility:visible;mso-wrap-style:square;mso-width-percent:0;mso-height-percent:0;mso-wrap-distance-left:9pt;mso-wrap-distance-top:3.6pt;mso-wrap-distance-right:9pt;mso-wrap-distance-bottom:3.6pt;mso-position-horizontal:left;mso-position-horizontal-relative:margin;mso-position-vertical:absolute;mso-position-vertical-relative:text;mso-width-percent:0;mso-height-percent:0;mso-width-relative:margin;mso-height-relative:margin;v-text-anchor:top" o:gfxdata="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" filled="f" stroked="f">
+              <v:shape w14:anchorId="69C9D5C5" id="_x0000_s1045" type="#_x0000_t202" style="position:absolute;margin-left:0;margin-top:94.55pt;width:450pt;height:152.4pt;z-index:251704320;visibility:visible;mso-wrap-style:square;mso-width-percent:0;mso-height-percent:0;mso-wrap-distance-left:9pt;mso-wrap-distance-top:3.6pt;mso-wrap-distance-right:9pt;mso-wrap-distance-bottom:3.6pt;mso-position-horizontal:left;mso-position-horizontal-relative:margin;mso-position-vertical:absolute;mso-position-vertical-relative:text;mso-width-percent:0;mso-height-percent:0;mso-width-relative:margin;mso-height-relative:margin;v-text-anchor:top" o:gfxdata="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" filled="f" stroked="f">
                 <v:textbox>
                   <w:txbxContent>
                     <w:p>
@@ -3831,7 +3843,19 @@
                           <w:cs/>
                           <w:lang w:bidi="ta-IN"/>
                         </w:rPr>
-                        <w:t>பொட்டு கடலாய்</w:t>
+                        <w:t xml:space="preserve">பொட்டு </w:t>
+                      </w:r>
+                      <w:r>
+                        <w:rPr>
+                          <w:rFonts w:ascii="Nirmala UI" w:hAnsi="Nirmala UI" w:cs="Nirmala UI" w:hint="cs"/>
+                          <w:b/>
+                          <w:bCs/>
+                          <w:sz w:val="80"/>
+                          <w:szCs w:val="80"/>
+                          <w:cs/>
+                          <w:lang w:bidi="ta-IN"/>
+                        </w:rPr>
+                        <w:t>கடலை</w:t>
                       </w:r>
                     </w:p>
                     <w:p>
@@ -3984,7 +4008,7 @@
           </mc:Choice>
           <mc:Fallback>
             <w:pict>
-              <v:shape w14:anchorId="38DA3852" id="_x0000_s1046" type="#_x0000_t202" style="position:absolute;margin-left:398.8pt;margin-top:521.75pt;width:450pt;height:158.4pt;z-index:251706368;visibility:visible;mso-wrap-style:square;mso-width-percent:0;mso-height-percent:0;mso-wrap-distance-left:9pt;mso-wrap-distance-top:3.6pt;mso-wrap-distance-right:9pt;mso-wrap-distance-bottom:3.6pt;mso-position-horizontal:right;mso-position-horizontal-relative:margin;mso-position-vertical:absolute;mso-position-vertical-relative:text;mso-width-percent:0;mso-height-percent:0;mso-width-relative:margin;mso-height-relative:margin;v-text-anchor:top" o:gfxdata="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" filled="f" stroked="f">
+              <v:shape w14:anchorId="38DA3852" id="_x0000_s1046" type="#_x0000_t202" style="position:absolute;margin-left:398.8pt;margin-top:521.75pt;width:450pt;height:158.4pt;z-index:251706368;visibility:visible;mso-wrap-style:square;mso-width-percent:0;mso-height-percent:0;mso-wrap-distance-left:9pt;mso-wrap-distance-top:3.6pt;mso-wrap-distance-right:9pt;mso-wrap-distance-bottom:3.6pt;mso-position-horizontal:right;mso-position-horizontal-relative:margin;mso-position-vertical:absolute;mso-position-vertical-relative:text;mso-width-percent:0;mso-height-percent:0;mso-width-relative:margin;mso-height-relative:margin;v-text-anchor:top" o:gfxdata="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" filled="f" stroked="f">
                 <v:textbox>
                   <w:txbxContent>
                     <w:p>
@@ -4192,7 +4216,7 @@
           </mc:Choice>
           <mc:Fallback>
             <w:pict>
-              <v:shape w14:anchorId="2DED2BDE" id="_x0000_s1047" type="#_x0000_t202" style="position:absolute;margin-left:0;margin-top:.2pt;width:450pt;height:158.4pt;z-index:251708416;visibility:visible;mso-wrap-style:square;mso-width-percent:0;mso-height-percent:0;mso-wrap-distance-left:9pt;mso-wrap-distance-top:3.6pt;mso-wrap-distance-right:9pt;mso-wrap-distance-bottom:3.6pt;mso-position-horizontal:left;mso-position-horizontal-relative:margin;mso-position-vertical:absolute;mso-position-vertical-relative:text;mso-width-percent:0;mso-height-percent:0;mso-width-relative:margin;mso-height-relative:margin;v-text-anchor:top" o:gfxdata="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" filled="f" stroked="f">
+              <v:shape w14:anchorId="2DED2BDE" id="_x0000_s1047" type="#_x0000_t202" style="position:absolute;margin-left:0;margin-top:.2pt;width:450pt;height:158.4pt;z-index:251708416;visibility:visible;mso-wrap-style:square;mso-width-percent:0;mso-height-percent:0;mso-wrap-distance-left:9pt;mso-wrap-distance-top:3.6pt;mso-wrap-distance-right:9pt;mso-wrap-distance-bottom:3.6pt;mso-position-horizontal:left;mso-position-horizontal-relative:margin;mso-position-vertical:absolute;mso-position-vertical-relative:text;mso-width-percent:0;mso-height-percent:0;mso-width-relative:margin;mso-height-relative:margin;v-text-anchor:top" o:gfxdata="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" filled="f" stroked="f">
                 <v:textbox>
                   <w:txbxContent>
                     <w:p>
@@ -4393,7 +4417,7 @@
           </mc:Choice>
           <mc:Fallback>
             <w:pict>
-              <v:shape w14:anchorId="3AC57CB3" id="_x0000_s1048" type="#_x0000_t202" style="position:absolute;margin-left:0;margin-top:90.95pt;width:450pt;height:158.4pt;z-index:251710464;visibility:visible;mso-wrap-style:square;mso-width-percent:0;mso-height-percent:0;mso-wrap-distance-left:9pt;mso-wrap-distance-top:3.6pt;mso-wrap-distance-right:9pt;mso-wrap-distance-bottom:3.6pt;mso-position-horizontal:left;mso-position-horizontal-relative:margin;mso-position-vertical:absolute;mso-position-vertical-relative:text;mso-width-percent:0;mso-height-percent:0;mso-width-relative:margin;mso-height-relative:margin;v-text-anchor:top" o:gfxdata="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" filled="f" stroked="f">
+              <v:shape w14:anchorId="3AC57CB3" id="_x0000_s1048" type="#_x0000_t202" style="position:absolute;margin-left:0;margin-top:90.95pt;width:450pt;height:158.4pt;z-index:251710464;visibility:visible;mso-wrap-style:square;mso-width-percent:0;mso-height-percent:0;mso-wrap-distance-left:9pt;mso-wrap-distance-top:3.6pt;mso-wrap-distance-right:9pt;mso-wrap-distance-bottom:3.6pt;mso-position-horizontal:left;mso-position-horizontal-relative:margin;mso-position-vertical:absolute;mso-position-vertical-relative:text;mso-width-percent:0;mso-height-percent:0;mso-width-relative:margin;mso-height-relative:margin;v-text-anchor:top" o:gfxdata="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" filled="f" stroked="f">
                 <v:textbox>
                   <w:txbxContent>
                     <w:p>
@@ -4536,7 +4560,27 @@
                                 <w:szCs w:val="96"/>
                                 <w:lang w:val="en-US"/>
                               </w:rPr>
-                              <w:t>DRY FINGER</w:t>
+                              <w:t xml:space="preserve">DRY </w:t>
+                            </w:r>
+                            <w:r>
+                              <w:rPr>
+                                <w:b/>
+                                <w:bCs/>
+                                <w:sz w:val="96"/>
+                                <w:szCs w:val="96"/>
+                                <w:lang w:val="en-US"/>
+                              </w:rPr>
+                              <w:t>G</w:t>
+                            </w:r>
+                            <w:r>
+                              <w:rPr>
+                                <w:b/>
+                                <w:bCs/>
+                                <w:sz w:val="96"/>
+                                <w:szCs w:val="96"/>
+                                <w:lang w:val="en-US"/>
+                              </w:rPr>
+                              <w:t>INGER</w:t>
                             </w:r>
                           </w:p>
                           <w:p>
@@ -4592,7 +4636,7 @@
           </mc:Choice>
           <mc:Fallback>
             <w:pict>
-              <v:shape w14:anchorId="2C58F84A" id="_x0000_s1049" type="#_x0000_t202" style="position:absolute;margin-left:398.8pt;margin-top:521.75pt;width:450pt;height:158.4pt;z-index:251712512;visibility:visible;mso-wrap-style:square;mso-width-percent:0;mso-height-percent:0;mso-wrap-distance-left:9pt;mso-wrap-distance-top:3.6pt;mso-wrap-distance-right:9pt;mso-wrap-distance-bottom:3.6pt;mso-position-horizontal:right;mso-position-horizontal-relative:margin;mso-position-vertical:absolute;mso-position-vertical-relative:text;mso-width-percent:0;mso-height-percent:0;mso-width-relative:margin;mso-height-relative:margin;v-text-anchor:top" o:gfxdata="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" filled="f" stroked="f">
+              <v:shape w14:anchorId="2C58F84A" id="_x0000_s1049" type="#_x0000_t202" style="position:absolute;margin-left:398.8pt;margin-top:521.75pt;width:450pt;height:158.4pt;z-index:251712512;visibility:visible;mso-wrap-style:square;mso-width-percent:0;mso-height-percent:0;mso-wrap-distance-left:9pt;mso-wrap-distance-top:3.6pt;mso-wrap-distance-right:9pt;mso-wrap-distance-bottom:3.6pt;mso-position-horizontal:right;mso-position-horizontal-relative:margin;mso-position-vertical:absolute;mso-position-vertical-relative:text;mso-width-percent:0;mso-height-percent:0;mso-width-relative:margin;mso-height-relative:margin;v-text-anchor:top" o:gfxdata="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" filled="f" stroked="f">
                 <v:textbox>
                   <w:txbxContent>
                     <w:p>
@@ -4614,7 +4658,27 @@
                           <w:szCs w:val="96"/>
                           <w:lang w:val="en-US"/>
                         </w:rPr>
-                        <w:t>DRY FINGER</w:t>
+                        <w:t xml:space="preserve">DRY </w:t>
+                      </w:r>
+                      <w:r>
+                        <w:rPr>
+                          <w:b/>
+                          <w:bCs/>
+                          <w:sz w:val="96"/>
+                          <w:szCs w:val="96"/>
+                          <w:lang w:val="en-US"/>
+                        </w:rPr>
+                        <w:t>G</w:t>
+                      </w:r>
+                      <w:r>
+                        <w:rPr>
+                          <w:b/>
+                          <w:bCs/>
+                          <w:sz w:val="96"/>
+                          <w:szCs w:val="96"/>
+                          <w:lang w:val="en-US"/>
+                        </w:rPr>
+                        <w:t>INGER</w:t>
                       </w:r>
                     </w:p>
                     <w:p>
@@ -4807,7 +4871,7 @@
           </mc:Choice>
           <mc:Fallback>
             <w:pict>
-              <v:shape w14:anchorId="4243E9A2" id="_x0000_s1050" type="#_x0000_t202" style="position:absolute;margin-left:0;margin-top:0;width:450pt;height:158.4pt;z-index:251714560;visibility:visible;mso-wrap-style:square;mso-width-percent:0;mso-height-percent:0;mso-wrap-distance-left:9pt;mso-wrap-distance-top:3.6pt;mso-wrap-distance-right:9pt;mso-wrap-distance-bottom:3.6pt;mso-position-horizontal:left;mso-position-horizontal-relative:margin;mso-position-vertical:absolute;mso-position-vertical-relative:text;mso-width-percent:0;mso-height-percent:0;mso-width-relative:margin;mso-height-relative:margin;v-text-anchor:top" o:gfxdata="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" filled="f" stroked="f">
+              <v:shape w14:anchorId="4243E9A2" id="_x0000_s1050" type="#_x0000_t202" style="position:absolute;margin-left:0;margin-top:0;width:450pt;height:158.4pt;z-index:251714560;visibility:visible;mso-wrap-style:square;mso-width-percent:0;mso-height-percent:0;mso-wrap-distance-left:9pt;mso-wrap-distance-top:3.6pt;mso-wrap-distance-right:9pt;mso-wrap-distance-bottom:3.6pt;mso-position-horizontal:left;mso-position-horizontal-relative:margin;mso-position-vertical:absolute;mso-position-vertical-relative:text;mso-width-percent:0;mso-height-percent:0;mso-width-relative:margin;mso-height-relative:margin;v-text-anchor:top" o:gfxdata="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" filled="f" stroked="f">
                 <v:textbox>
                   <w:txbxContent>
                     <w:p>
@@ -5017,7 +5081,7 @@
           </mc:Choice>
           <mc:Fallback>
             <w:pict>
-              <v:shape w14:anchorId="5BE4E898" id="_x0000_s1051" type="#_x0000_t202" style="position:absolute;margin-left:398.8pt;margin-top:30.7pt;width:450pt;height:158.4pt;z-index:251716608;visibility:visible;mso-wrap-style:square;mso-width-percent:0;mso-height-percent:0;mso-wrap-distance-left:9pt;mso-wrap-distance-top:3.6pt;mso-wrap-distance-right:9pt;mso-wrap-distance-bottom:3.6pt;mso-position-horizontal:right;mso-position-horizontal-relative:margin;mso-position-vertical:absolute;mso-position-vertical-relative:text;mso-width-percent:0;mso-height-percent:0;mso-width-relative:margin;mso-height-relative:margin;v-text-anchor:top" o:gfxdata="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" filled="f" stroked="f">
+              <v:shape w14:anchorId="5BE4E898" id="_x0000_s1051" type="#_x0000_t202" style="position:absolute;margin-left:398.8pt;margin-top:30.7pt;width:450pt;height:158.4pt;z-index:251716608;visibility:visible;mso-wrap-style:square;mso-width-percent:0;mso-height-percent:0;mso-wrap-distance-left:9pt;mso-wrap-distance-top:3.6pt;mso-wrap-distance-right:9pt;mso-wrap-distance-bottom:3.6pt;mso-position-horizontal:right;mso-position-horizontal-relative:margin;mso-position-vertical:absolute;mso-position-vertical-relative:text;mso-width-percent:0;mso-height-percent:0;mso-width-relative:margin;mso-height-relative:margin;v-text-anchor:top" o:gfxdata="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" filled="f" stroked="f">
                 <v:textbox>
                   <w:txbxContent>
                     <w:p>
@@ -5192,7 +5256,7 @@
           </mc:Choice>
           <mc:Fallback>
             <w:pict>
-              <v:shape w14:anchorId="0333747D" id="_x0000_s1052" type="#_x0000_t202" style="position:absolute;margin-left:398.8pt;margin-top:461.5pt;width:450pt;height:158.4pt;z-index:251718656;visibility:visible;mso-wrap-style:square;mso-width-percent:0;mso-height-percent:0;mso-wrap-distance-left:9pt;mso-wrap-distance-top:3.6pt;mso-wrap-distance-right:9pt;mso-wrap-distance-bottom:3.6pt;mso-position-horizontal:right;mso-position-horizontal-relative:margin;mso-position-vertical:absolute;mso-position-vertical-relative:text;mso-width-percent:0;mso-height-percent:0;mso-width-relative:margin;mso-height-relative:margin;v-text-anchor:top" o:gfxdata="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" filled="f" stroked="f">
+              <v:shape w14:anchorId="0333747D" id="_x0000_s1052" type="#_x0000_t202" style="position:absolute;margin-left:398.8pt;margin-top:461.5pt;width:450pt;height:158.4pt;z-index:251718656;visibility:visible;mso-wrap-style:square;mso-width-percent:0;mso-height-percent:0;mso-wrap-distance-left:9pt;mso-wrap-distance-top:3.6pt;mso-wrap-distance-right:9pt;mso-wrap-distance-bottom:3.6pt;mso-position-horizontal:right;mso-position-horizontal-relative:margin;mso-position-vertical:absolute;mso-position-vertical-relative:text;mso-width-percent:0;mso-height-percent:0;mso-width-relative:margin;mso-height-relative:margin;v-text-anchor:top" o:gfxdata="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" filled="f" stroked="f">
                 <v:textbox>
                   <w:txbxContent>
                     <w:p>
@@ -5405,7 +5469,7 @@
           </mc:Choice>
           <mc:Fallback>
             <w:pict>
-              <v:shape w14:anchorId="2D8CF470" id="_x0000_s1053" type="#_x0000_t202" style="position:absolute;margin-left:398.8pt;margin-top:241.2pt;width:450pt;height:214.8pt;z-index:251661312;visibility:visible;mso-wrap-style:square;mso-width-percent:0;mso-height-percent:0;mso-wrap-distance-left:9pt;mso-wrap-distance-top:3.6pt;mso-wrap-distance-right:9pt;mso-wrap-distance-bottom:3.6pt;mso-position-horizontal:right;mso-position-horizontal-relative:margin;mso-position-vertical:absolute;mso-position-vertical-relative:text;mso-width-percent:0;mso-height-percent:0;mso-width-relative:margin;mso-height-relative:margin;v-text-anchor:top" o:gfxdata="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" filled="f" stroked="f">
+              <v:shape w14:anchorId="2D8CF470" id="_x0000_s1053" type="#_x0000_t202" style="position:absolute;margin-left:398.8pt;margin-top:241.2pt;width:450pt;height:214.8pt;z-index:251661312;visibility:visible;mso-wrap-style:square;mso-width-percent:0;mso-height-percent:0;mso-wrap-distance-left:9pt;mso-wrap-distance-top:3.6pt;mso-wrap-distance-right:9pt;mso-wrap-distance-bottom:3.6pt;mso-position-horizontal:right;mso-position-horizontal-relative:margin;mso-position-vertical:absolute;mso-position-vertical-relative:text;mso-width-percent:0;mso-height-percent:0;mso-width-relative:margin;mso-height-relative:margin;v-text-anchor:top" o:gfxdata="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" filled="f" stroked="f">
                 <v:textbox>
                   <w:txbxContent>
                     <w:p>
@@ -5626,7 +5690,7 @@
           </mc:Choice>
           <mc:Fallback>
             <w:pict>
-              <v:shape w14:anchorId="53D1DF60" id="_x0000_s1054" type="#_x0000_t202" style="position:absolute;margin-left:398.8pt;margin-top:534.9pt;width:450pt;height:158.4pt;z-index:251663360;visibility:visible;mso-wrap-style:square;mso-width-percent:0;mso-height-percent:0;mso-wrap-distance-left:9pt;mso-wrap-distance-top:3.6pt;mso-wrap-distance-right:9pt;mso-wrap-distance-bottom:3.6pt;mso-position-horizontal:right;mso-position-horizontal-relative:margin;mso-position-vertical:absolute;mso-position-vertical-relative:text;mso-width-percent:0;mso-height-percent:0;mso-width-relative:margin;mso-height-relative:margin;v-text-anchor:top" o:gfxdata="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" filled="f" stroked="f">
+              <v:shape w14:anchorId="53D1DF60" id="_x0000_s1054" type="#_x0000_t202" style="position:absolute;margin-left:398.8pt;margin-top:534.9pt;width:450pt;height:158.4pt;z-index:251663360;visibility:visible;mso-wrap-style:square;mso-width-percent:0;mso-height-percent:0;mso-wrap-distance-left:9pt;mso-wrap-distance-top:3.6pt;mso-wrap-distance-right:9pt;mso-wrap-distance-bottom:3.6pt;mso-position-horizontal:right;mso-position-horizontal-relative:margin;mso-position-vertical:absolute;mso-position-vertical-relative:text;mso-width-percent:0;mso-height-percent:0;mso-width-relative:margin;mso-height-relative:margin;v-text-anchor:top" o:gfxdata="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" filled="f" stroked="f">
                 <v:textbox>
                   <w:txbxContent>
                     <w:p>
@@ -5834,7 +5898,7 @@
           </mc:Choice>
           <mc:Fallback>
             <w:pict>
-              <v:shape w14:anchorId="02285350" id="_x0000_s1055" type="#_x0000_t202" style="position:absolute;margin-left:398.8pt;margin-top:0;width:450pt;height:158.4pt;z-index:251659264;visibility:visible;mso-wrap-style:square;mso-width-percent:0;mso-height-percent:0;mso-wrap-distance-left:9pt;mso-wrap-distance-top:3.6pt;mso-wrap-distance-right:9pt;mso-wrap-distance-bottom:3.6pt;mso-position-horizontal:right;mso-position-horizontal-relative:margin;mso-position-vertical:absolute;mso-position-vertical-relative:text;mso-width-percent:0;mso-height-percent:0;mso-width-relative:margin;mso-height-relative:margin;v-text-anchor:top" o:gfxdata="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" filled="f" stroked="f">
+              <v:shape w14:anchorId="02285350" id="_x0000_s1055" type="#_x0000_t202" style="position:absolute;margin-left:398.8pt;margin-top:0;width:450pt;height:158.4pt;z-index:251659264;visibility:visible;mso-wrap-style:square;mso-width-percent:0;mso-height-percent:0;mso-wrap-distance-left:9pt;mso-wrap-distance-top:3.6pt;mso-wrap-distance-right:9pt;mso-wrap-distance-bottom:3.6pt;mso-position-horizontal:right;mso-position-horizontal-relative:margin;mso-position-vertical:absolute;mso-position-vertical-relative:text;mso-width-percent:0;mso-height-percent:0;mso-width-relative:margin;mso-height-relative:margin;v-text-anchor:top" o:gfxdata="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" filled="f" stroked="f">
                 <v:textbox>
                   <w:txbxContent>
                     <w:p>
@@ -7616,6 +7680,155 @@
     <w:nsid w:val="77584388"/>
     <w:multiLevelType w:val="multilevel"/>
     <w:tmpl w:val="11B8FCA8"/>
+    <w:lvl w:ilvl="0">
+      <w:start w:val="1"/>
+      <w:numFmt w:val="bullet"/>
+      <w:lvlText w:val=""/>
+      <w:lvlJc w:val="left"/>
+      <w:pPr>
+        <w:tabs>
+          <w:tab w:val="num" w:pos="720"/>
+        </w:tabs>
+        <w:ind w:left="720" w:hanging="360"/>
+      </w:pPr>
+      <w:rPr>
+        <w:rFonts w:ascii="Symbol" w:hAnsi="Symbol" w:hint="default"/>
+        <w:sz w:val="20"/>
+      </w:rPr>
+    </w:lvl>
+    <w:lvl w:ilvl="1" w:tentative="1">
+      <w:start w:val="1"/>
+      <w:numFmt w:val="bullet"/>
+      <w:lvlText w:val="o"/>
+      <w:lvlJc w:val="left"/>
+      <w:pPr>
+        <w:tabs>
+          <w:tab w:val="num" w:pos="1440"/>
+        </w:tabs>
+        <w:ind w:left="1440" w:hanging="360"/>
+      </w:pPr>
+      <w:rPr>
+        <w:rFonts w:ascii="Courier New" w:hAnsi="Courier New" w:hint="default"/>
+        <w:sz w:val="20"/>
+      </w:rPr>
+    </w:lvl>
+    <w:lvl w:ilvl="2" w:tentative="1">
+      <w:start w:val="1"/>
+      <w:numFmt w:val="bullet"/>
+      <w:lvlText w:val=""/>
+      <w:lvlJc w:val="left"/>
+      <w:pPr>
+        <w:tabs>
+          <w:tab w:val="num" w:pos="2160"/>
+        </w:tabs>
+        <w:ind w:left="2160" w:hanging="360"/>
+      </w:pPr>
+      <w:rPr>
+        <w:rFonts w:ascii="Wingdings" w:hAnsi="Wingdings" w:hint="default"/>
+        <w:sz w:val="20"/>
+      </w:rPr>
+    </w:lvl>
+    <w:lvl w:ilvl="3" w:tentative="1">
+      <w:start w:val="1"/>
+      <w:numFmt w:val="bullet"/>
+      <w:lvlText w:val=""/>
+      <w:lvlJc w:val="left"/>
+      <w:pPr>
+        <w:tabs>
+          <w:tab w:val="num" w:pos="2880"/>
+        </w:tabs>
+        <w:ind w:left="2880" w:hanging="360"/>
+      </w:pPr>
+      <w:rPr>
+        <w:rFonts w:ascii="Wingdings" w:hAnsi="Wingdings" w:hint="default"/>
+        <w:sz w:val="20"/>
+      </w:rPr>
+    </w:lvl>
+    <w:lvl w:ilvl="4" w:tentative="1">
+      <w:start w:val="1"/>
+      <w:numFmt w:val="bullet"/>
+      <w:lvlText w:val=""/>
+      <w:lvlJc w:val="left"/>
+      <w:pPr>
+        <w:tabs>
+          <w:tab w:val="num" w:pos="3600"/>
+        </w:tabs>
+        <w:ind w:left="3600" w:hanging="360"/>
+      </w:pPr>
+      <w:rPr>
+        <w:rFonts w:ascii="Wingdings" w:hAnsi="Wingdings" w:hint="default"/>
+        <w:sz w:val="20"/>
+      </w:rPr>
+    </w:lvl>
+    <w:lvl w:ilvl="5" w:tentative="1">
+      <w:start w:val="1"/>
+      <w:numFmt w:val="bullet"/>
+      <w:lvlText w:val=""/>
+      <w:lvlJc w:val="left"/>
+      <w:pPr>
+        <w:tabs>
+          <w:tab w:val="num" w:pos="4320"/>
+        </w:tabs>
+        <w:ind w:left="4320" w:hanging="360"/>
+      </w:pPr>
+      <w:rPr>
+        <w:rFonts w:ascii="Wingdings" w:hAnsi="Wingdings" w:hint="default"/>
+        <w:sz w:val="20"/>
+      </w:rPr>
+    </w:lvl>
+    <w:lvl w:ilvl="6" w:tentative="1">
+      <w:start w:val="1"/>
+      <w:numFmt w:val="bullet"/>
+      <w:lvlText w:val=""/>
+      <w:lvlJc w:val="left"/>
+      <w:pPr>
+        <w:tabs>
+          <w:tab w:val="num" w:pos="5040"/>
+        </w:tabs>
+        <w:ind w:left="5040" w:hanging="360"/>
+      </w:pPr>
+      <w:rPr>
+        <w:rFonts w:ascii="Wingdings" w:hAnsi="Wingdings" w:hint="default"/>
+        <w:sz w:val="20"/>
+      </w:rPr>
+    </w:lvl>
+    <w:lvl w:ilvl="7" w:tentative="1">
+      <w:start w:val="1"/>
+      <w:numFmt w:val="bullet"/>
+      <w:lvlText w:val=""/>
+      <w:lvlJc w:val="left"/>
+      <w:pPr>
+        <w:tabs>
+          <w:tab w:val="num" w:pos="5760"/>
+        </w:tabs>
+        <w:ind w:left="5760" w:hanging="360"/>
+      </w:pPr>
+      <w:rPr>
+        <w:rFonts w:ascii="Wingdings" w:hAnsi="Wingdings" w:hint="default"/>
+        <w:sz w:val="20"/>
+      </w:rPr>
+    </w:lvl>
+    <w:lvl w:ilvl="8" w:tentative="1">
+      <w:start w:val="1"/>
+      <w:numFmt w:val="bullet"/>
+      <w:lvlText w:val=""/>
+      <w:lvlJc w:val="left"/>
+      <w:pPr>
+        <w:tabs>
+          <w:tab w:val="num" w:pos="6480"/>
+        </w:tabs>
+        <w:ind w:left="6480" w:hanging="360"/>
+      </w:pPr>
+      <w:rPr>
+        <w:rFonts w:ascii="Wingdings" w:hAnsi="Wingdings" w:hint="default"/>
+        <w:sz w:val="20"/>
+      </w:rPr>
+    </w:lvl>
+  </w:abstractNum>
+  <w:abstractNum w:abstractNumId="12" w15:restartNumberingAfterBreak="0">
+    <w:nsid w:val="77EF6BE3"/>
+    <w:multiLevelType w:val="multilevel"/>
+    <w:tmpl w:val="78B404A4"/>
     <w:lvl w:ilvl="0">
       <w:start w:val="1"/>
       <w:numFmt w:val="bullet"/>
@@ -7796,6 +8009,9 @@
   </w:num>
   <w:num w:numId="12" w16cid:durableId="1571962939">
     <w:abstractNumId w:val="9"/>
+  </w:num>
+  <w:num w:numId="13" w16cid:durableId="988283885">
+    <w:abstractNumId w:val="12"/>
   </w:num>
 </w:numbering>
 </file>

--- a/test.docx
+++ b/test.docx
@@ -4736,7 +4736,7 @@
         <mc:AlternateContent>
           <mc:Choice Requires="wps">
             <w:drawing>
-              <wp:anchor distT="45720" distB="45720" distL="114300" distR="114300" simplePos="0" relativeHeight="251714560" behindDoc="0" locked="0" layoutInCell="1" allowOverlap="1" wp14:anchorId="4243E9A2" wp14:editId="33D6E28E">
+              <wp:anchor distT="45720" distB="45720" distL="114300" distR="114300" simplePos="0" relativeHeight="251714560" behindDoc="0" locked="0" layoutInCell="1" allowOverlap="1" wp14:anchorId="4243E9A2" wp14:editId="324811D3">
                 <wp:simplePos x="0" y="0"/>
                 <wp:positionH relativeFrom="margin">
                   <wp:align>left</wp:align>
@@ -4744,8 +4744,8 @@
                 <wp:positionV relativeFrom="paragraph">
                   <wp:posOffset>0</wp:posOffset>
                 </wp:positionV>
-                <wp:extent cx="5715000" cy="2011680"/>
-                <wp:effectExtent l="0" t="0" r="0" b="7620"/>
+                <wp:extent cx="5715000" cy="2179320"/>
+                <wp:effectExtent l="0" t="0" r="0" b="0"/>
                 <wp:wrapSquare wrapText="bothSides"/>
                 <wp:docPr id="30345378" name="Text Box 2"/>
                 <wp:cNvGraphicFramePr>
@@ -4760,7 +4760,7 @@
                       <wps:spPr bwMode="auto">
                         <a:xfrm>
                           <a:off x="0" y="0"/>
-                          <a:ext cx="5715000" cy="2011680"/>
+                          <a:ext cx="5715000" cy="2179320"/>
                         </a:xfrm>
                         <a:prstGeom prst="rect">
                           <a:avLst/>
@@ -4832,26 +4832,6 @@
                               <w:t>ஓமம்</w:t>
                             </w:r>
                           </w:p>
-                          <w:p>
-                            <w:pPr>
-                              <w:jc w:val="center"/>
-                              <w:rPr>
-                                <w:sz w:val="96"/>
-                                <w:szCs w:val="96"/>
-                                <w:lang w:val="en-US"/>
-                              </w:rPr>
-                            </w:pPr>
-                            <w:r>
-                              <w:rPr>
-                                <w:rFonts w:ascii="Nirmala UI" w:hAnsi="Nirmala UI" w:cs="Nirmala UI"/>
-                                <w:b/>
-                                <w:bCs/>
-                                <w:sz w:val="96"/>
-                                <w:szCs w:val="96"/>
-                              </w:rPr>
-                              <w:t>Nou</w:t>
-                            </w:r>
-                          </w:p>
                         </w:txbxContent>
                       </wps:txbx>
                       <wps:bodyPr rot="0" vert="horz" wrap="square" lIns="91440" tIns="45720" rIns="91440" bIns="45720" anchor="t" anchorCtr="0">
@@ -4871,7 +4851,7 @@
           </mc:Choice>
           <mc:Fallback>
             <w:pict>
-              <v:shape w14:anchorId="4243E9A2" id="_x0000_s1050" type="#_x0000_t202" style="position:absolute;margin-left:0;margin-top:0;width:450pt;height:158.4pt;z-index:251714560;visibility:visible;mso-wrap-style:square;mso-width-percent:0;mso-height-percent:0;mso-wrap-distance-left:9pt;mso-wrap-distance-top:3.6pt;mso-wrap-distance-right:9pt;mso-wrap-distance-bottom:3.6pt;mso-position-horizontal:left;mso-position-horizontal-relative:margin;mso-position-vertical:absolute;mso-position-vertical-relative:text;mso-width-percent:0;mso-height-percent:0;mso-width-relative:margin;mso-height-relative:margin;v-text-anchor:top" o:gfxdata="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" filled="f" stroked="f">
+              <v:shape w14:anchorId="4243E9A2" id="_x0000_s1050" type="#_x0000_t202" style="position:absolute;margin-left:0;margin-top:0;width:450pt;height:171.6pt;z-index:251714560;visibility:visible;mso-wrap-style:square;mso-width-percent:0;mso-height-percent:0;mso-wrap-distance-left:9pt;mso-wrap-distance-top:3.6pt;mso-wrap-distance-right:9pt;mso-wrap-distance-bottom:3.6pt;mso-position-horizontal:left;mso-position-horizontal-relative:margin;mso-position-vertical:absolute;mso-position-vertical-relative:text;mso-width-percent:0;mso-height-percent:0;mso-width-relative:margin;mso-height-relative:margin;v-text-anchor:top" o:gfxdata="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" filled="f" stroked="f">
                 <v:textbox>
                   <w:txbxContent>
                     <w:p>
@@ -4918,26 +4898,6 @@
                           <w:lang w:bidi="ta-IN"/>
                         </w:rPr>
                         <w:t>ஓமம்</w:t>
-                      </w:r>
-                    </w:p>
-                    <w:p>
-                      <w:pPr>
-                        <w:jc w:val="center"/>
-                        <w:rPr>
-                          <w:sz w:val="96"/>
-                          <w:szCs w:val="96"/>
-                          <w:lang w:val="en-US"/>
-                        </w:rPr>
-                      </w:pPr>
-                      <w:r>
-                        <w:rPr>
-                          <w:rFonts w:ascii="Nirmala UI" w:hAnsi="Nirmala UI" w:cs="Nirmala UI"/>
-                          <w:b/>
-                          <w:bCs/>
-                          <w:sz w:val="96"/>
-                          <w:szCs w:val="96"/>
-                        </w:rPr>
-                        <w:t>Nou</w:t>
                       </w:r>
                     </w:p>
                   </w:txbxContent>
@@ -8620,6 +8580,7 @@
   <w:style w:type="character" w:default="1" w:styleId="DefaultParagraphFont">
     <w:name w:val="Default Paragraph Font"/>
     <w:uiPriority w:val="1"/>
+    <w:semiHidden/>
     <w:unhideWhenUsed/>
   </w:style>
   <w:style w:type="table" w:default="1" w:styleId="TableNormal">

--- a/test.docx
+++ b/test.docx
@@ -3050,15 +3050,15 @@
         <mc:AlternateContent>
           <mc:Choice Requires="wps">
             <w:drawing>
-              <wp:anchor distT="45720" distB="45720" distL="114300" distR="114300" simplePos="0" relativeHeight="251700224" behindDoc="0" locked="0" layoutInCell="1" allowOverlap="1" wp14:anchorId="03DE79BB" wp14:editId="442A463F">
+              <wp:anchor distT="45720" distB="45720" distL="114300" distR="114300" simplePos="0" relativeHeight="251700224" behindDoc="0" locked="0" layoutInCell="1" allowOverlap="1" wp14:anchorId="03DE79BB" wp14:editId="30DFC469">
                 <wp:simplePos x="0" y="0"/>
-                <wp:positionH relativeFrom="margin">
-                  <wp:posOffset>76200</wp:posOffset>
+                <wp:positionH relativeFrom="page">
+                  <wp:align>left</wp:align>
                 </wp:positionH>
                 <wp:positionV relativeFrom="paragraph">
                   <wp:posOffset>4025265</wp:posOffset>
                 </wp:positionV>
-                <wp:extent cx="5715000" cy="2545080"/>
+                <wp:extent cx="7360920" cy="2545080"/>
                 <wp:effectExtent l="0" t="0" r="0" b="7620"/>
                 <wp:wrapSquare wrapText="bothSides"/>
                 <wp:docPr id="885056670" name="Text Box 2"/>
@@ -3074,7 +3074,7 @@
                       <wps:spPr bwMode="auto">
                         <a:xfrm>
                           <a:off x="0" y="0"/>
-                          <a:ext cx="5715000" cy="2545080"/>
+                          <a:ext cx="7360920" cy="2545080"/>
                         </a:xfrm>
                         <a:prstGeom prst="rect">
                           <a:avLst/>
@@ -3142,22 +3142,71 @@
                                 <w:rFonts w:ascii="Nirmala UI" w:hAnsi="Nirmala UI" w:cs="Nirmala UI"/>
                                 <w:b/>
                                 <w:bCs/>
-                                <w:sz w:val="80"/>
-                                <w:szCs w:val="80"/>
+                                <w:sz w:val="76"/>
+                                <w:szCs w:val="76"/>
                               </w:rPr>
                             </w:pPr>
+                            <w:proofErr w:type="spellStart"/>
                             <w:r>
                               <w:rPr>
                                 <w:rFonts w:ascii="Nirmala UI" w:hAnsi="Nirmala UI" w:cs="Nirmala UI" w:hint="cs"/>
                                 <w:b/>
                                 <w:bCs/>
-                                <w:sz w:val="80"/>
-                                <w:szCs w:val="80"/>
-                                <w:cs/>
+                                <w:sz w:val="76"/>
+                                <w:szCs w:val="76"/>
                                 <w:lang w:bidi="ta-IN"/>
                               </w:rPr>
-                              <w:t>கருப்பு கொண்ட கடலை</w:t>
+                              <w:t>கருப்பு</w:t>
                             </w:r>
+                            <w:proofErr w:type="spellEnd"/>
+                            <w:r>
+                              <w:rPr>
+                                <w:rFonts w:ascii="Nirmala UI" w:hAnsi="Nirmala UI" w:cs="Nirmala UI"/>
+                                <w:b/>
+                                <w:bCs/>
+                                <w:sz w:val="76"/>
+                                <w:szCs w:val="76"/>
+                                <w:lang w:bidi="ta-IN"/>
+                              </w:rPr>
+                              <w:t xml:space="preserve"> </w:t>
+                            </w:r>
+                            <w:proofErr w:type="spellStart"/>
+                            <w:r>
+                              <w:rPr>
+                                <w:rFonts w:ascii="Nirmala UI" w:hAnsi="Nirmala UI" w:cs="Nirmala UI" w:hint="cs"/>
+                                <w:b/>
+                                <w:bCs/>
+                                <w:sz w:val="76"/>
+                                <w:szCs w:val="76"/>
+                                <w:lang w:bidi="ta-IN"/>
+                              </w:rPr>
+                              <w:t>கொண்ட</w:t>
+                            </w:r>
+                            <w:proofErr w:type="spellEnd"/>
+                            <w:r>
+                              <w:rPr>
+                                <w:rFonts w:ascii="Nirmala UI" w:hAnsi="Nirmala UI" w:cs="Nirmala UI"/>
+                                <w:b/>
+                                <w:bCs/>
+                                <w:sz w:val="76"/>
+                                <w:szCs w:val="76"/>
+                                <w:lang w:bidi="ta-IN"/>
+                              </w:rPr>
+                              <w:t xml:space="preserve"> </w:t>
+                            </w:r>
+                            <w:proofErr w:type="spellStart"/>
+                            <w:r>
+                              <w:rPr>
+                                <w:rFonts w:ascii="Nirmala UI" w:hAnsi="Nirmala UI" w:cs="Nirmala UI" w:hint="cs"/>
+                                <w:b/>
+                                <w:bCs/>
+                                <w:sz w:val="76"/>
+                                <w:szCs w:val="76"/>
+                                <w:lang w:bidi="ta-IN"/>
+                              </w:rPr>
+                              <w:t>கடலை</w:t>
+                            </w:r>
+                            <w:proofErr w:type="spellEnd"/>
                           </w:p>
                         </w:txbxContent>
                       </wps:txbx>
@@ -3178,7 +3227,7 @@
           </mc:Choice>
           <mc:Fallback>
             <w:pict>
-              <v:shape w14:anchorId="03DE79BB" id="_x0000_s1042" type="#_x0000_t202" style="position:absolute;margin-left:6pt;margin-top:316.95pt;width:450pt;height:200.4pt;z-index:251700224;visibility:visible;mso-wrap-style:square;mso-width-percent:0;mso-height-percent:0;mso-wrap-distance-left:9pt;mso-wrap-distance-top:3.6pt;mso-wrap-distance-right:9pt;mso-wrap-distance-bottom:3.6pt;mso-position-horizontal:absolute;mso-position-horizontal-relative:margin;mso-position-vertical:absolute;mso-position-vertical-relative:text;mso-width-percent:0;mso-height-percent:0;mso-width-relative:margin;mso-height-relative:margin;v-text-anchor:top" o:gfxdata="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" filled="f" stroked="f">
+              <v:shape w14:anchorId="03DE79BB" id="_x0000_s1042" type="#_x0000_t202" style="position:absolute;margin-left:0;margin-top:316.95pt;width:579.6pt;height:200.4pt;z-index:251700224;visibility:visible;mso-wrap-style:square;mso-width-percent:0;mso-height-percent:0;mso-wrap-distance-left:9pt;mso-wrap-distance-top:3.6pt;mso-wrap-distance-right:9pt;mso-wrap-distance-bottom:3.6pt;mso-position-horizontal:left;mso-position-horizontal-relative:page;mso-position-vertical:absolute;mso-position-vertical-relative:text;mso-width-percent:0;mso-height-percent:0;mso-width-relative:margin;mso-height-relative:margin;v-text-anchor:top" o:gfxdata="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" filled="f" stroked="f">
                 <v:textbox>
                   <w:txbxContent>
                     <w:p>
@@ -3223,26 +3272,75 @@
                           <w:rFonts w:ascii="Nirmala UI" w:hAnsi="Nirmala UI" w:cs="Nirmala UI"/>
                           <w:b/>
                           <w:bCs/>
-                          <w:sz w:val="80"/>
-                          <w:szCs w:val="80"/>
+                          <w:sz w:val="76"/>
+                          <w:szCs w:val="76"/>
                         </w:rPr>
                       </w:pPr>
+                      <w:proofErr w:type="spellStart"/>
                       <w:r>
                         <w:rPr>
                           <w:rFonts w:ascii="Nirmala UI" w:hAnsi="Nirmala UI" w:cs="Nirmala UI" w:hint="cs"/>
                           <w:b/>
                           <w:bCs/>
-                          <w:sz w:val="80"/>
-                          <w:szCs w:val="80"/>
-                          <w:cs/>
+                          <w:sz w:val="76"/>
+                          <w:szCs w:val="76"/>
                           <w:lang w:bidi="ta-IN"/>
                         </w:rPr>
-                        <w:t>கருப்பு கொண்ட கடலை</w:t>
+                        <w:t>கருப்பு</w:t>
                       </w:r>
+                      <w:proofErr w:type="spellEnd"/>
+                      <w:r>
+                        <w:rPr>
+                          <w:rFonts w:ascii="Nirmala UI" w:hAnsi="Nirmala UI" w:cs="Nirmala UI"/>
+                          <w:b/>
+                          <w:bCs/>
+                          <w:sz w:val="76"/>
+                          <w:szCs w:val="76"/>
+                          <w:lang w:bidi="ta-IN"/>
+                        </w:rPr>
+                        <w:t xml:space="preserve"> </w:t>
+                      </w:r>
+                      <w:proofErr w:type="spellStart"/>
+                      <w:r>
+                        <w:rPr>
+                          <w:rFonts w:ascii="Nirmala UI" w:hAnsi="Nirmala UI" w:cs="Nirmala UI" w:hint="cs"/>
+                          <w:b/>
+                          <w:bCs/>
+                          <w:sz w:val="76"/>
+                          <w:szCs w:val="76"/>
+                          <w:lang w:bidi="ta-IN"/>
+                        </w:rPr>
+                        <w:t>கொண்ட</w:t>
+                      </w:r>
+                      <w:proofErr w:type="spellEnd"/>
+                      <w:r>
+                        <w:rPr>
+                          <w:rFonts w:ascii="Nirmala UI" w:hAnsi="Nirmala UI" w:cs="Nirmala UI"/>
+                          <w:b/>
+                          <w:bCs/>
+                          <w:sz w:val="76"/>
+                          <w:szCs w:val="76"/>
+                          <w:lang w:bidi="ta-IN"/>
+                        </w:rPr>
+                        <w:t xml:space="preserve"> </w:t>
+                      </w:r>
+                      <w:proofErr w:type="spellStart"/>
+                      <w:r>
+                        <w:rPr>
+                          <w:rFonts w:ascii="Nirmala UI" w:hAnsi="Nirmala UI" w:cs="Nirmala UI" w:hint="cs"/>
+                          <w:b/>
+                          <w:bCs/>
+                          <w:sz w:val="76"/>
+                          <w:szCs w:val="76"/>
+                          <w:lang w:bidi="ta-IN"/>
+                        </w:rPr>
+                        <w:t>கடலை</w:t>
+                      </w:r>
+                      <w:proofErr w:type="spellEnd"/>
                     </w:p>
                   </w:txbxContent>
                 </v:textbox>
-                <w10:wrap type="square" anchorx="margin"/>
+                <w10:wrap type="square" anchorx="page"/>
               </v:shape>
             </w:pict>
           </mc:Fallback>
@@ -5282,16 +5380,16 @@
         <mc:AlternateContent>
           <mc:Choice Requires="wps">
             <w:drawing>
-              <wp:anchor distT="45720" distB="45720" distL="114300" distR="114300" simplePos="0" relativeHeight="251661312" behindDoc="0" locked="0" layoutInCell="1" allowOverlap="1" wp14:anchorId="2D8CF470" wp14:editId="4CBDF87D">
+              <wp:anchor distT="45720" distB="45720" distL="114300" distR="114300" simplePos="0" relativeHeight="251661312" behindDoc="0" locked="0" layoutInCell="1" allowOverlap="1" wp14:anchorId="2D8CF470" wp14:editId="7C2CD74E">
                 <wp:simplePos x="0" y="0"/>
                 <wp:positionH relativeFrom="margin">
-                  <wp:align>right</wp:align>
+                  <wp:posOffset>-335280</wp:posOffset>
                 </wp:positionH>
                 <wp:positionV relativeFrom="paragraph">
                   <wp:posOffset>3063240</wp:posOffset>
                 </wp:positionV>
-                <wp:extent cx="5715000" cy="2727960"/>
-                <wp:effectExtent l="0" t="0" r="0" b="0"/>
+                <wp:extent cx="6416040" cy="2087880"/>
+                <wp:effectExtent l="0" t="0" r="0" b="7620"/>
                 <wp:wrapSquare wrapText="bothSides"/>
                 <wp:docPr id="387752144" name="Text Box 2"/>
                 <wp:cNvGraphicFramePr>
@@ -5306,7 +5404,7 @@
                       <wps:spPr bwMode="auto">
                         <a:xfrm>
                           <a:off x="0" y="0"/>
-                          <a:ext cx="5715000" cy="2727960"/>
+                          <a:ext cx="6416040" cy="2087880"/>
                         </a:xfrm>
                         <a:prstGeom prst="rect">
                           <a:avLst/>
@@ -5361,8 +5459,8 @@
                                 <w:rFonts w:ascii="Nirmala UI" w:hAnsi="Nirmala UI" w:cs="Nirmala UI"/>
                                 <w:b/>
                                 <w:bCs/>
-                                <w:sz w:val="96"/>
-                                <w:szCs w:val="96"/>
+                                <w:sz w:val="84"/>
+                                <w:szCs w:val="84"/>
                               </w:rPr>
                             </w:pPr>
                             <w:proofErr w:type="spellStart"/>
@@ -5371,8 +5469,8 @@
                                 <w:rFonts w:ascii="Nirmala UI" w:hAnsi="Nirmala UI" w:cs="Nirmala UI"/>
                                 <w:b/>
                                 <w:bCs/>
-                                <w:sz w:val="96"/>
-                                <w:szCs w:val="96"/>
+                                <w:sz w:val="84"/>
+                                <w:szCs w:val="84"/>
                               </w:rPr>
                               <w:t>மாப்பிள்ளை</w:t>
                             </w:r>
@@ -5382,8 +5480,8 @@
                                 <w:rFonts w:ascii="Nirmala UI" w:hAnsi="Nirmala UI" w:cs="Nirmala UI"/>
                                 <w:b/>
                                 <w:bCs/>
-                                <w:sz w:val="96"/>
-                                <w:szCs w:val="96"/>
+                                <w:sz w:val="84"/>
+                                <w:szCs w:val="84"/>
                               </w:rPr>
                               <w:t xml:space="preserve"> </w:t>
                             </w:r>
@@ -5393,8 +5491,8 @@
                                 <w:rFonts w:ascii="Nirmala UI" w:hAnsi="Nirmala UI" w:cs="Nirmala UI"/>
                                 <w:b/>
                                 <w:bCs/>
-                                <w:sz w:val="96"/>
-                                <w:szCs w:val="96"/>
+                                <w:sz w:val="84"/>
+                                <w:szCs w:val="84"/>
                               </w:rPr>
                               <w:t>சம்பா</w:t>
                             </w:r>
@@ -5429,7 +5527,7 @@
           </mc:Choice>
           <mc:Fallback>
             <w:pict>
-              <v:shape w14:anchorId="2D8CF470" id="_x0000_s1053" type="#_x0000_t202" style="position:absolute;margin-left:398.8pt;margin-top:241.2pt;width:450pt;height:214.8pt;z-index:251661312;visibility:visible;mso-wrap-style:square;mso-width-percent:0;mso-height-percent:0;mso-wrap-distance-left:9pt;mso-wrap-distance-top:3.6pt;mso-wrap-distance-right:9pt;mso-wrap-distance-bottom:3.6pt;mso-position-horizontal:right;mso-position-horizontal-relative:margin;mso-position-vertical:absolute;mso-position-vertical-relative:text;mso-width-percent:0;mso-height-percent:0;mso-width-relative:margin;mso-height-relative:margin;v-text-anchor:top" o:gfxdata="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" filled="f" stroked="f">
+              <v:shape w14:anchorId="2D8CF470" id="_x0000_s1053" type="#_x0000_t202" style="position:absolute;margin-left:-26.4pt;margin-top:241.2pt;width:505.2pt;height:164.4pt;z-index:251661312;visibility:visible;mso-wrap-style:square;mso-width-percent:0;mso-height-percent:0;mso-wrap-distance-left:9pt;mso-wrap-distance-top:3.6pt;mso-wrap-distance-right:9pt;mso-wrap-distance-bottom:3.6pt;mso-position-horizontal:absolute;mso-position-horizontal-relative:margin;mso-position-vertical:absolute;mso-position-vertical-relative:text;mso-width-percent:0;mso-height-percent:0;mso-width-relative:margin;mso-height-relative:margin;v-text-anchor:top" o:gfxdata="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" filled="f" stroked="f">
                 <v:textbox>
                   <w:txbxContent>
                     <w:p>
@@ -5461,8 +5559,8 @@
                           <w:rFonts w:ascii="Nirmala UI" w:hAnsi="Nirmala UI" w:cs="Nirmala UI"/>
                           <w:b/>
                           <w:bCs/>
-                          <w:sz w:val="96"/>
-                          <w:szCs w:val="96"/>
+                          <w:sz w:val="84"/>
+                          <w:szCs w:val="84"/>
                         </w:rPr>
                       </w:pPr>
                       <w:proofErr w:type="spellStart"/>
@@ -5471,8 +5569,8 @@
                           <w:rFonts w:ascii="Nirmala UI" w:hAnsi="Nirmala UI" w:cs="Nirmala UI"/>
                           <w:b/>
                           <w:bCs/>
-                          <w:sz w:val="96"/>
-                          <w:szCs w:val="96"/>
+                          <w:sz w:val="84"/>
+                          <w:szCs w:val="84"/>
                         </w:rPr>
                         <w:t>மாப்பிள்ளை</w:t>
                       </w:r>
@@ -5482,8 +5580,8 @@
                           <w:rFonts w:ascii="Nirmala UI" w:hAnsi="Nirmala UI" w:cs="Nirmala UI"/>
                           <w:b/>
                           <w:bCs/>
-                          <w:sz w:val="96"/>
-                          <w:szCs w:val="96"/>
+                          <w:sz w:val="84"/>
+                          <w:szCs w:val="84"/>
                         </w:rPr>
                         <w:t xml:space="preserve"> </w:t>
                       </w:r>
@@ -5493,8 +5591,8 @@
                           <w:rFonts w:ascii="Nirmala UI" w:hAnsi="Nirmala UI" w:cs="Nirmala UI"/>
                           <w:b/>
                           <w:bCs/>
-                          <w:sz w:val="96"/>
-                          <w:szCs w:val="96"/>
+                          <w:sz w:val="84"/>
+                          <w:szCs w:val="84"/>
                         </w:rPr>
                         <w:t>சம்பா</w:t>
                       </w:r>
